--- a/docs/TUGAS PENGGANTI P7_Zenny_056.docx
+++ b/docs/TUGAS PENGGANTI P7_Zenny_056.docx
@@ -23,9 +23,9 @@
           <w:szCs w:val="24"/>
           <w:lang w:val="en-GB"/>
         </w:rPr>
-        <w:t>TUGAS PENGGANTI P</w:t>
-      </w:r>
-      <w:proofErr w:type="gramStart"/>
+        <w:t xml:space="preserve">TUGAS PENGGANTI P7 : </w:t>
+      </w:r>
+      <w:proofErr w:type="spellStart"/>
       <w:r>
         <w:rPr>
           <w:rFonts w:cstheme="minorHAnsi"/>
@@ -35,9 +35,9 @@
           <w:szCs w:val="24"/>
           <w:lang w:val="en-GB"/>
         </w:rPr>
-        <w:t>7 :</w:t>
-      </w:r>
-      <w:proofErr w:type="gramEnd"/>
+        <w:t>Implementasi</w:t>
+      </w:r>
+      <w:proofErr w:type="spellEnd"/>
       <w:r>
         <w:rPr>
           <w:rFonts w:cstheme="minorHAnsi"/>
@@ -47,7 +47,7 @@
           <w:szCs w:val="24"/>
           <w:lang w:val="en-GB"/>
         </w:rPr>
-        <w:t xml:space="preserve"> </w:t>
+        <w:t xml:space="preserve"> CRUD Flutter </w:t>
       </w:r>
       <w:proofErr w:type="spellStart"/>
       <w:r>
@@ -59,7 +59,7 @@
           <w:szCs w:val="24"/>
           <w:lang w:val="en-GB"/>
         </w:rPr>
-        <w:t>Implementasi</w:t>
+        <w:t>Berbasis</w:t>
       </w:r>
       <w:proofErr w:type="spellEnd"/>
       <w:r>
@@ -71,7 +71,7 @@
           <w:szCs w:val="24"/>
           <w:lang w:val="en-GB"/>
         </w:rPr>
-        <w:t xml:space="preserve"> CRUD Flutter </w:t>
+        <w:t xml:space="preserve"> </w:t>
       </w:r>
       <w:proofErr w:type="spellStart"/>
       <w:r>
@@ -83,7 +83,7 @@
           <w:szCs w:val="24"/>
           <w:lang w:val="en-GB"/>
         </w:rPr>
-        <w:t>Berbasis</w:t>
+        <w:t>Memori</w:t>
       </w:r>
       <w:proofErr w:type="spellEnd"/>
       <w:r>
@@ -107,30 +107,6 @@
           <w:szCs w:val="24"/>
           <w:lang w:val="en-GB"/>
         </w:rPr>
-        <w:t>Memori</w:t>
-      </w:r>
-      <w:proofErr w:type="spellEnd"/>
-      <w:r>
-        <w:rPr>
-          <w:rFonts w:cstheme="minorHAnsi"/>
-          <w:b/>
-          <w:bCs/>
-          <w:sz w:val="24"/>
-          <w:szCs w:val="24"/>
-          <w:lang w:val="en-GB"/>
-        </w:rPr>
-        <w:t xml:space="preserve"> </w:t>
-      </w:r>
-      <w:proofErr w:type="spellStart"/>
-      <w:r>
-        <w:rPr>
-          <w:rFonts w:cstheme="minorHAnsi"/>
-          <w:b/>
-          <w:bCs/>
-          <w:sz w:val="24"/>
-          <w:szCs w:val="24"/>
-          <w:lang w:val="en-GB"/>
-        </w:rPr>
         <w:t>Lokal</w:t>
       </w:r>
       <w:proofErr w:type="spellEnd"/>
@@ -329,6 +305,47 @@
         </w:rPr>
         <w:tab/>
         <w:t xml:space="preserve">: </w:t>
+      </w:r>
+      <w:hyperlink r:id="rId6" w:history="1">
+        <w:r>
+          <w:rPr>
+            <w:rStyle w:val="Hyperlink"/>
+            <w:rFonts w:cstheme="minorHAnsi"/>
+            <w:sz w:val="24"/>
+            <w:szCs w:val="24"/>
+            <w:lang w:val="en-GB"/>
+          </w:rPr>
+          <w:t>https://github.com/zennynurul/belajar_data</w:t>
+        </w:r>
+        <w:r>
+          <w:rPr>
+            <w:rStyle w:val="Hyperlink"/>
+            <w:rFonts w:cstheme="minorHAnsi"/>
+            <w:sz w:val="24"/>
+            <w:szCs w:val="24"/>
+            <w:lang w:val="en-GB"/>
+          </w:rPr>
+          <w:t>b</w:t>
+        </w:r>
+        <w:r>
+          <w:rPr>
+            <w:rStyle w:val="Hyperlink"/>
+            <w:rFonts w:cstheme="minorHAnsi"/>
+            <w:sz w:val="24"/>
+            <w:szCs w:val="24"/>
+            <w:lang w:val="en-GB"/>
+          </w:rPr>
+          <w:t>ase_sql</w:t>
+        </w:r>
+      </w:hyperlink>
+      <w:r>
+        <w:rPr>
+          <w:rFonts w:cstheme="minorHAnsi"/>
+          <w:sz w:val="24"/>
+          <w:szCs w:val="24"/>
+          <w:lang w:val="en-GB"/>
+        </w:rPr>
+        <w:t xml:space="preserve"> </w:t>
       </w:r>
     </w:p>
     <w:p>
@@ -532,7 +549,6 @@
         <w:t xml:space="preserve"> </w:t>
       </w:r>
       <w:proofErr w:type="spellStart"/>
-      <w:proofErr w:type="gramStart"/>
       <w:r>
         <w:rPr>
           <w:rFonts w:cstheme="minorHAnsi"/>
@@ -552,7 +568,6 @@
         </w:rPr>
         <w:t xml:space="preserve"> :</w:t>
       </w:r>
-      <w:proofErr w:type="gramEnd"/>
     </w:p>
     <w:p>
       <w:pPr>
@@ -598,7 +613,6 @@
         <w:t>'</w:t>
       </w:r>
       <w:proofErr w:type="spellStart"/>
-      <w:proofErr w:type="gramStart"/>
       <w:r>
         <w:rPr>
           <w:rFonts w:eastAsia="Times New Roman" w:cstheme="minorHAnsi"/>
@@ -632,7 +646,6 @@
         <w:t>material.dart</w:t>
       </w:r>
       <w:proofErr w:type="spellEnd"/>
-      <w:proofErr w:type="gramEnd"/>
       <w:r>
         <w:rPr>
           <w:rFonts w:eastAsia="Times New Roman" w:cstheme="minorHAnsi"/>
@@ -701,7 +714,6 @@
         </w:rPr>
         <w:t xml:space="preserve"> </w:t>
       </w:r>
-      <w:proofErr w:type="gramStart"/>
       <w:r>
         <w:rPr>
           <w:rFonts w:eastAsia="Times New Roman" w:cstheme="minorHAnsi"/>
@@ -720,18 +732,7 @@
           <w:szCs w:val="24"/>
           <w:lang w:eastAsia="en-ID"/>
         </w:rPr>
-        <w:t>(</w:t>
-      </w:r>
-      <w:proofErr w:type="gramEnd"/>
-      <w:r>
-        <w:rPr>
-          <w:rFonts w:eastAsia="Times New Roman" w:cstheme="minorHAnsi"/>
-          <w:color w:val="BBBEBF"/>
-          <w:sz w:val="24"/>
-          <w:szCs w:val="24"/>
-          <w:lang w:eastAsia="en-ID"/>
-        </w:rPr>
-        <w:t>) {</w:t>
+        <w:t>() {</w:t>
       </w:r>
     </w:p>
     <w:p>
@@ -758,7 +759,6 @@
         <w:t xml:space="preserve">  </w:t>
       </w:r>
       <w:proofErr w:type="spellStart"/>
-      <w:proofErr w:type="gramStart"/>
       <w:r>
         <w:rPr>
           <w:rFonts w:eastAsia="Times New Roman" w:cstheme="minorHAnsi"/>
@@ -781,7 +781,6 @@
         <w:t>(</w:t>
       </w:r>
       <w:proofErr w:type="spellStart"/>
-      <w:proofErr w:type="gramEnd"/>
       <w:r>
         <w:rPr>
           <w:rFonts w:eastAsia="Times New Roman" w:cstheme="minorHAnsi"/>
@@ -1119,7 +1118,6 @@
         </w:rPr>
         <w:t>@</w:t>
       </w:r>
-      <w:proofErr w:type="gramStart"/>
       <w:r>
         <w:rPr>
           <w:rFonts w:eastAsia="Times New Roman" w:cstheme="minorHAnsi"/>
@@ -1130,7 +1128,6 @@
         </w:rPr>
         <w:t>override</w:t>
       </w:r>
-      <w:proofErr w:type="gramEnd"/>
     </w:p>
     <w:p>
       <w:pPr>
@@ -1175,7 +1172,6 @@
         </w:rPr>
         <w:t xml:space="preserve"> </w:t>
       </w:r>
-      <w:proofErr w:type="gramStart"/>
       <w:r>
         <w:rPr>
           <w:rFonts w:eastAsia="Times New Roman" w:cstheme="minorHAnsi"/>
@@ -1197,7 +1193,6 @@
         <w:t>(</w:t>
       </w:r>
       <w:proofErr w:type="spellStart"/>
-      <w:proofErr w:type="gramEnd"/>
       <w:r>
         <w:rPr>
           <w:rFonts w:eastAsia="Times New Roman" w:cstheme="minorHAnsi"/>
@@ -1306,7 +1301,6 @@
         <w:t xml:space="preserve"> </w:t>
       </w:r>
       <w:proofErr w:type="spellStart"/>
-      <w:proofErr w:type="gramStart"/>
       <w:r>
         <w:rPr>
           <w:rFonts w:eastAsia="Times New Roman" w:cstheme="minorHAnsi"/>
@@ -1328,7 +1322,6 @@
         </w:rPr>
         <w:t>(</w:t>
       </w:r>
-      <w:proofErr w:type="gramEnd"/>
       <w:r>
         <w:rPr>
           <w:rFonts w:eastAsia="Times New Roman" w:cstheme="minorHAnsi"/>
@@ -1699,7 +1692,6 @@
         </w:rPr>
         <w:t>@</w:t>
       </w:r>
-      <w:proofErr w:type="gramStart"/>
       <w:r>
         <w:rPr>
           <w:rFonts w:eastAsia="Times New Roman" w:cstheme="minorHAnsi"/>
@@ -1710,7 +1702,6 @@
         </w:rPr>
         <w:t>override</w:t>
       </w:r>
-      <w:proofErr w:type="gramEnd"/>
     </w:p>
     <w:p>
       <w:pPr>
@@ -1778,7 +1769,6 @@
         <w:t xml:space="preserve">&gt; </w:t>
       </w:r>
       <w:proofErr w:type="spellStart"/>
-      <w:proofErr w:type="gramStart"/>
       <w:r>
         <w:rPr>
           <w:rFonts w:eastAsia="Times New Roman" w:cstheme="minorHAnsi"/>
@@ -1798,18 +1788,7 @@
           <w:szCs w:val="24"/>
           <w:lang w:eastAsia="en-ID"/>
         </w:rPr>
-        <w:t>(</w:t>
-      </w:r>
-      <w:proofErr w:type="gramEnd"/>
-      <w:r>
-        <w:rPr>
-          <w:rFonts w:eastAsia="Times New Roman" w:cstheme="minorHAnsi"/>
-          <w:color w:val="BBBEBF"/>
-          <w:sz w:val="24"/>
-          <w:szCs w:val="24"/>
-          <w:lang w:eastAsia="en-ID"/>
-        </w:rPr>
-        <w:t xml:space="preserve">) </w:t>
+        <w:t xml:space="preserve">() </w:t>
       </w:r>
       <w:r>
         <w:rPr>
@@ -2282,7 +2261,6 @@
         <w:t xml:space="preserve">  </w:t>
       </w:r>
       <w:proofErr w:type="spellStart"/>
-      <w:proofErr w:type="gramStart"/>
       <w:r>
         <w:rPr>
           <w:rFonts w:eastAsia="Times New Roman" w:cstheme="minorHAnsi"/>
@@ -2302,18 +2280,7 @@
           <w:szCs w:val="24"/>
           <w:lang w:eastAsia="en-ID"/>
         </w:rPr>
-        <w:t>(</w:t>
-      </w:r>
-      <w:proofErr w:type="gramEnd"/>
-      <w:r>
-        <w:rPr>
-          <w:rFonts w:eastAsia="Times New Roman" w:cstheme="minorHAnsi"/>
-          <w:color w:val="BBBEBF"/>
-          <w:sz w:val="24"/>
-          <w:szCs w:val="24"/>
-          <w:lang w:eastAsia="en-ID"/>
-        </w:rPr>
-        <w:t>{</w:t>
+        <w:t>({</w:t>
       </w:r>
       <w:r>
         <w:rPr>
@@ -2764,7 +2731,6 @@
         <w:t xml:space="preserve"> </w:t>
       </w:r>
       <w:proofErr w:type="spellStart"/>
-      <w:proofErr w:type="gramStart"/>
       <w:r>
         <w:rPr>
           <w:rFonts w:eastAsia="Times New Roman" w:cstheme="minorHAnsi"/>
@@ -2784,18 +2750,7 @@
           <w:szCs w:val="24"/>
           <w:lang w:eastAsia="en-ID"/>
         </w:rPr>
-        <w:t>(</w:t>
-      </w:r>
-      <w:proofErr w:type="gramEnd"/>
-      <w:r>
-        <w:rPr>
-          <w:rFonts w:eastAsia="Times New Roman" w:cstheme="minorHAnsi"/>
-          <w:color w:val="BBBEBF"/>
-          <w:sz w:val="24"/>
-          <w:szCs w:val="24"/>
-          <w:lang w:eastAsia="en-ID"/>
-        </w:rPr>
-        <w:t>);</w:t>
+        <w:t>();</w:t>
       </w:r>
     </w:p>
     <w:p>
@@ -2916,7 +2871,6 @@
         <w:t xml:space="preserve"> </w:t>
       </w:r>
       <w:proofErr w:type="spellStart"/>
-      <w:proofErr w:type="gramStart"/>
       <w:r>
         <w:rPr>
           <w:rFonts w:eastAsia="Times New Roman" w:cstheme="minorHAnsi"/>
@@ -2936,18 +2890,7 @@
           <w:szCs w:val="24"/>
           <w:lang w:eastAsia="en-ID"/>
         </w:rPr>
-        <w:t>(</w:t>
-      </w:r>
-      <w:proofErr w:type="gramEnd"/>
-      <w:r>
-        <w:rPr>
-          <w:rFonts w:eastAsia="Times New Roman" w:cstheme="minorHAnsi"/>
-          <w:color w:val="BBBEBF"/>
-          <w:sz w:val="24"/>
-          <w:szCs w:val="24"/>
-          <w:lang w:eastAsia="en-ID"/>
-        </w:rPr>
-        <w:t>);</w:t>
+        <w:t>();</w:t>
       </w:r>
     </w:p>
     <w:p>
@@ -3097,7 +3040,6 @@
         <w:t xml:space="preserve">    </w:t>
       </w:r>
       <w:proofErr w:type="spellStart"/>
-      <w:proofErr w:type="gramStart"/>
       <w:r>
         <w:rPr>
           <w:rFonts w:eastAsia="Times New Roman" w:cstheme="minorHAnsi"/>
@@ -3119,7 +3061,6 @@
         </w:rPr>
         <w:t>(</w:t>
       </w:r>
-      <w:proofErr w:type="gramEnd"/>
       <w:r>
         <w:rPr>
           <w:rFonts w:eastAsia="Times New Roman" w:cstheme="minorHAnsi"/>
@@ -3299,7 +3240,6 @@
         <w:t xml:space="preserve">    </w:t>
       </w:r>
       <w:proofErr w:type="spellStart"/>
-      <w:proofErr w:type="gramStart"/>
       <w:r>
         <w:rPr>
           <w:rFonts w:eastAsia="Times New Roman" w:cstheme="minorHAnsi"/>
@@ -3321,7 +3261,6 @@
         </w:rPr>
         <w:t>(</w:t>
       </w:r>
-      <w:proofErr w:type="gramEnd"/>
       <w:r>
         <w:rPr>
           <w:rFonts w:eastAsia="Times New Roman" w:cstheme="minorHAnsi"/>
@@ -3523,7 +3462,6 @@
         <w:t xml:space="preserve">    </w:t>
       </w:r>
       <w:proofErr w:type="spellStart"/>
-      <w:proofErr w:type="gramStart"/>
       <w:r>
         <w:rPr>
           <w:rFonts w:eastAsia="Times New Roman" w:cstheme="minorHAnsi"/>
@@ -3545,7 +3483,6 @@
         </w:rPr>
         <w:t>(</w:t>
       </w:r>
-      <w:proofErr w:type="gramEnd"/>
       <w:r>
         <w:rPr>
           <w:rFonts w:eastAsia="Times New Roman" w:cstheme="minorHAnsi"/>
@@ -3747,7 +3684,6 @@
         <w:t xml:space="preserve">    </w:t>
       </w:r>
       <w:proofErr w:type="spellStart"/>
-      <w:proofErr w:type="gramStart"/>
       <w:r>
         <w:rPr>
           <w:rFonts w:eastAsia="Times New Roman" w:cstheme="minorHAnsi"/>
@@ -3769,7 +3705,6 @@
         </w:rPr>
         <w:t>(</w:t>
       </w:r>
-      <w:proofErr w:type="gramEnd"/>
       <w:r>
         <w:rPr>
           <w:rFonts w:eastAsia="Times New Roman" w:cstheme="minorHAnsi"/>
@@ -4036,18 +3971,7 @@
           <w:szCs w:val="24"/>
           <w:lang w:eastAsia="en-ID"/>
         </w:rPr>
-        <w:t>_</w:t>
-      </w:r>
-      <w:proofErr w:type="gramStart"/>
-      <w:r>
-        <w:rPr>
-          <w:rFonts w:eastAsia="Times New Roman" w:cstheme="minorHAnsi"/>
-          <w:color w:val="D2A8FF"/>
-          <w:sz w:val="24"/>
-          <w:szCs w:val="24"/>
-          <w:lang w:eastAsia="en-ID"/>
-        </w:rPr>
-        <w:t>form</w:t>
+        <w:t>_form</w:t>
       </w:r>
       <w:r>
         <w:rPr>
@@ -4059,7 +3983,6 @@
         </w:rPr>
         <w:t>(</w:t>
       </w:r>
-      <w:proofErr w:type="gramEnd"/>
       <w:r>
         <w:rPr>
           <w:rFonts w:eastAsia="Times New Roman" w:cstheme="minorHAnsi"/>
@@ -4154,7 +4077,6 @@
         </w:rPr>
         <w:t xml:space="preserve"> (</w:t>
       </w:r>
-      <w:proofErr w:type="gramStart"/>
       <w:r>
         <w:rPr>
           <w:rFonts w:eastAsia="Times New Roman" w:cstheme="minorHAnsi"/>
@@ -4183,18 +4105,7 @@
           <w:szCs w:val="24"/>
           <w:lang w:eastAsia="en-ID"/>
         </w:rPr>
-        <w:t>!</w:t>
-      </w:r>
-      <w:proofErr w:type="gramEnd"/>
-      <w:r>
-        <w:rPr>
-          <w:rFonts w:eastAsia="Times New Roman" w:cstheme="minorHAnsi"/>
-          <w:color w:val="D4D4D4"/>
-          <w:sz w:val="24"/>
-          <w:szCs w:val="24"/>
-          <w:lang w:eastAsia="en-ID"/>
-        </w:rPr>
-        <w:t>=</w:t>
+        <w:t>!=</w:t>
       </w:r>
       <w:r>
         <w:rPr>
@@ -4569,7 +4480,6 @@
         <w:t xml:space="preserve"> </w:t>
       </w:r>
       <w:proofErr w:type="spellStart"/>
-      <w:proofErr w:type="gramStart"/>
       <w:r>
         <w:rPr>
           <w:rFonts w:eastAsia="Times New Roman" w:cstheme="minorHAnsi"/>
@@ -4601,7 +4511,6 @@
         <w:t>nama</w:t>
       </w:r>
       <w:proofErr w:type="spellEnd"/>
-      <w:proofErr w:type="gramEnd"/>
       <w:r>
         <w:rPr>
           <w:rFonts w:eastAsia="Times New Roman" w:cstheme="minorHAnsi"/>
@@ -4709,7 +4618,6 @@
         <w:t xml:space="preserve"> </w:t>
       </w:r>
       <w:proofErr w:type="spellStart"/>
-      <w:proofErr w:type="gramStart"/>
       <w:r>
         <w:rPr>
           <w:rFonts w:eastAsia="Times New Roman" w:cstheme="minorHAnsi"/>
@@ -4740,7 +4648,6 @@
         </w:rPr>
         <w:t>umur</w:t>
       </w:r>
-      <w:proofErr w:type="gramEnd"/>
       <w:r>
         <w:rPr>
           <w:rFonts w:eastAsia="Times New Roman" w:cstheme="minorHAnsi"/>
@@ -5111,7 +5018,6 @@
         <w:t xml:space="preserve">    </w:t>
       </w:r>
       <w:proofErr w:type="spellStart"/>
-      <w:proofErr w:type="gramStart"/>
       <w:r>
         <w:rPr>
           <w:rFonts w:eastAsia="Times New Roman" w:cstheme="minorHAnsi"/>
@@ -5133,7 +5039,6 @@
         </w:rPr>
         <w:t>(</w:t>
       </w:r>
-      <w:proofErr w:type="gramEnd"/>
     </w:p>
     <w:p>
       <w:pPr>
@@ -5378,7 +5283,6 @@
         </w:rPr>
         <w:t xml:space="preserve"> </w:t>
       </w:r>
-      <w:proofErr w:type="gramStart"/>
       <w:r>
         <w:rPr>
           <w:rFonts w:eastAsia="Times New Roman" w:cstheme="minorHAnsi"/>
@@ -5399,7 +5303,6 @@
         </w:rPr>
         <w:t>(</w:t>
       </w:r>
-      <w:proofErr w:type="gramEnd"/>
     </w:p>
     <w:p>
       <w:pPr>
@@ -5704,7 +5607,6 @@
         </w:rPr>
         <w:t>context</w:t>
       </w:r>
-      <w:proofErr w:type="gramStart"/>
       <w:r>
         <w:rPr>
           <w:rFonts w:eastAsia="Times New Roman" w:cstheme="minorHAnsi"/>
@@ -5747,7 +5649,6 @@
         <w:t>bottom</w:t>
       </w:r>
       <w:proofErr w:type="spellEnd"/>
-      <w:proofErr w:type="gramEnd"/>
       <w:r>
         <w:rPr>
           <w:rFonts w:eastAsia="Times New Roman" w:cstheme="minorHAnsi"/>
@@ -5876,7 +5777,6 @@
         </w:rPr>
         <w:t xml:space="preserve"> </w:t>
       </w:r>
-      <w:proofErr w:type="gramStart"/>
       <w:r>
         <w:rPr>
           <w:rFonts w:eastAsia="Times New Roman" w:cstheme="minorHAnsi"/>
@@ -5897,7 +5797,6 @@
         </w:rPr>
         <w:t>(</w:t>
       </w:r>
-      <w:proofErr w:type="gramEnd"/>
     </w:p>
     <w:p>
       <w:pPr>
@@ -6075,7 +5974,6 @@
         <w:t xml:space="preserve">            </w:t>
       </w:r>
       <w:proofErr w:type="spellStart"/>
-      <w:proofErr w:type="gramStart"/>
       <w:r>
         <w:rPr>
           <w:rFonts w:eastAsia="Times New Roman" w:cstheme="minorHAnsi"/>
@@ -6097,7 +5995,6 @@
         </w:rPr>
         <w:t>(</w:t>
       </w:r>
-      <w:proofErr w:type="gramEnd"/>
     </w:p>
     <w:p>
       <w:pPr>
@@ -6239,7 +6136,6 @@
         <w:t xml:space="preserve"> </w:t>
       </w:r>
       <w:proofErr w:type="spellStart"/>
-      <w:proofErr w:type="gramStart"/>
       <w:r>
         <w:rPr>
           <w:rFonts w:eastAsia="Times New Roman" w:cstheme="minorHAnsi"/>
@@ -6262,7 +6158,6 @@
         <w:t>(</w:t>
       </w:r>
       <w:proofErr w:type="spellStart"/>
-      <w:proofErr w:type="gramEnd"/>
       <w:r>
         <w:rPr>
           <w:rFonts w:eastAsia="Times New Roman" w:cstheme="minorHAnsi"/>
@@ -6363,7 +6258,6 @@
         <w:t xml:space="preserve">            </w:t>
       </w:r>
       <w:proofErr w:type="spellStart"/>
-      <w:proofErr w:type="gramStart"/>
       <w:r>
         <w:rPr>
           <w:rFonts w:eastAsia="Times New Roman" w:cstheme="minorHAnsi"/>
@@ -6385,7 +6279,6 @@
         </w:rPr>
         <w:t>(</w:t>
       </w:r>
-      <w:proofErr w:type="gramEnd"/>
     </w:p>
     <w:p>
       <w:pPr>
@@ -6527,7 +6420,6 @@
         <w:t xml:space="preserve"> </w:t>
       </w:r>
       <w:proofErr w:type="spellStart"/>
-      <w:proofErr w:type="gramStart"/>
       <w:r>
         <w:rPr>
           <w:rFonts w:eastAsia="Times New Roman" w:cstheme="minorHAnsi"/>
@@ -6550,7 +6442,6 @@
         <w:t>(</w:t>
       </w:r>
       <w:proofErr w:type="spellStart"/>
-      <w:proofErr w:type="gramEnd"/>
       <w:r>
         <w:rPr>
           <w:rFonts w:eastAsia="Times New Roman" w:cstheme="minorHAnsi"/>
@@ -6771,7 +6662,6 @@
         <w:t xml:space="preserve">            </w:t>
       </w:r>
       <w:proofErr w:type="spellStart"/>
-      <w:proofErr w:type="gramStart"/>
       <w:r>
         <w:rPr>
           <w:rFonts w:eastAsia="Times New Roman" w:cstheme="minorHAnsi"/>
@@ -6793,7 +6683,6 @@
         </w:rPr>
         <w:t>(</w:t>
       </w:r>
-      <w:proofErr w:type="gramEnd"/>
     </w:p>
     <w:p>
       <w:pPr>
@@ -6892,18 +6781,7 @@
           <w:szCs w:val="24"/>
           <w:lang w:eastAsia="en-ID"/>
         </w:rPr>
-        <w:t>_</w:t>
-      </w:r>
-      <w:proofErr w:type="gramStart"/>
-      <w:r>
-        <w:rPr>
-          <w:rFonts w:eastAsia="Times New Roman" w:cstheme="minorHAnsi"/>
-          <w:color w:val="D2A8FF"/>
-          <w:sz w:val="24"/>
-          <w:szCs w:val="24"/>
-          <w:lang w:eastAsia="en-ID"/>
-        </w:rPr>
-        <w:t>save</w:t>
+        <w:t>_save</w:t>
       </w:r>
       <w:r>
         <w:rPr>
@@ -6915,7 +6793,6 @@
         </w:rPr>
         <w:t>(</w:t>
       </w:r>
-      <w:proofErr w:type="gramEnd"/>
       <w:r>
         <w:rPr>
           <w:rFonts w:eastAsia="Times New Roman" w:cstheme="minorHAnsi"/>
@@ -7136,7 +7013,6 @@
         </w:rPr>
         <w:t xml:space="preserve"> </w:t>
       </w:r>
-      <w:proofErr w:type="gramStart"/>
       <w:r>
         <w:rPr>
           <w:rFonts w:eastAsia="Times New Roman" w:cstheme="minorHAnsi"/>
@@ -7157,7 +7033,6 @@
         </w:rPr>
         <w:t>(</w:t>
       </w:r>
-      <w:proofErr w:type="gramEnd"/>
       <w:r>
         <w:rPr>
           <w:rFonts w:eastAsia="Times New Roman" w:cstheme="minorHAnsi"/>
@@ -7260,7 +7135,6 @@
         <w:t>Tambah</w:t>
       </w:r>
       <w:proofErr w:type="spellEnd"/>
-      <w:proofErr w:type="gramStart"/>
       <w:r>
         <w:rPr>
           <w:rFonts w:eastAsia="Times New Roman" w:cstheme="minorHAnsi"/>
@@ -7291,7 +7165,6 @@
         </w:rPr>
         <w:t>:</w:t>
       </w:r>
-      <w:proofErr w:type="gramEnd"/>
       <w:r>
         <w:rPr>
           <w:rFonts w:eastAsia="Times New Roman" w:cstheme="minorHAnsi"/>
@@ -7555,18 +7428,7 @@
           <w:szCs w:val="24"/>
           <w:lang w:eastAsia="en-ID"/>
         </w:rPr>
-        <w:t>_</w:t>
-      </w:r>
-      <w:proofErr w:type="gramStart"/>
-      <w:r>
-        <w:rPr>
-          <w:rFonts w:eastAsia="Times New Roman" w:cstheme="minorHAnsi"/>
-          <w:color w:val="D2A8FF"/>
-          <w:sz w:val="24"/>
-          <w:szCs w:val="24"/>
-          <w:lang w:eastAsia="en-ID"/>
-        </w:rPr>
-        <w:t>save</w:t>
+        <w:t>_save</w:t>
       </w:r>
       <w:r>
         <w:rPr>
@@ -7578,7 +7440,6 @@
         </w:rPr>
         <w:t>(</w:t>
       </w:r>
-      <w:proofErr w:type="gramEnd"/>
       <w:r>
         <w:rPr>
           <w:rFonts w:eastAsia="Times New Roman" w:cstheme="minorHAnsi"/>
@@ -7757,7 +7618,6 @@
         </w:rPr>
         <w:t xml:space="preserve"> (</w:t>
       </w:r>
-      <w:proofErr w:type="gramStart"/>
       <w:r>
         <w:rPr>
           <w:rFonts w:eastAsia="Times New Roman" w:cstheme="minorHAnsi"/>
@@ -7786,18 +7646,7 @@
           <w:szCs w:val="24"/>
           <w:lang w:eastAsia="en-ID"/>
         </w:rPr>
-        <w:t>!</w:t>
-      </w:r>
-      <w:proofErr w:type="gramEnd"/>
-      <w:r>
-        <w:rPr>
-          <w:rFonts w:eastAsia="Times New Roman" w:cstheme="minorHAnsi"/>
-          <w:color w:val="D4D4D4"/>
-          <w:sz w:val="24"/>
-          <w:szCs w:val="24"/>
-          <w:lang w:eastAsia="en-ID"/>
-        </w:rPr>
-        <w:t>=</w:t>
+        <w:t>!=</w:t>
       </w:r>
       <w:r>
         <w:rPr>
@@ -8100,7 +7949,6 @@
         <w:t xml:space="preserve">      </w:t>
       </w:r>
       <w:proofErr w:type="spellStart"/>
-      <w:proofErr w:type="gramStart"/>
       <w:r>
         <w:rPr>
           <w:rFonts w:eastAsia="Times New Roman" w:cstheme="minorHAnsi"/>
@@ -8120,18 +7968,7 @@
           <w:szCs w:val="24"/>
           <w:lang w:eastAsia="en-ID"/>
         </w:rPr>
-        <w:t>(</w:t>
-      </w:r>
-      <w:proofErr w:type="gramEnd"/>
-      <w:r>
-        <w:rPr>
-          <w:rFonts w:eastAsia="Times New Roman" w:cstheme="minorHAnsi"/>
-          <w:color w:val="BBBEBF"/>
-          <w:sz w:val="24"/>
-          <w:szCs w:val="24"/>
-          <w:lang w:eastAsia="en-ID"/>
-        </w:rPr>
-        <w:t>() {</w:t>
+        <w:t>(() {</w:t>
       </w:r>
     </w:p>
     <w:p>
@@ -8158,7 +7995,6 @@
         <w:t xml:space="preserve">        </w:t>
       </w:r>
       <w:proofErr w:type="spellStart"/>
-      <w:proofErr w:type="gramStart"/>
       <w:r>
         <w:rPr>
           <w:rFonts w:eastAsia="Times New Roman" w:cstheme="minorHAnsi"/>
@@ -8190,7 +8026,6 @@
         <w:t>nama</w:t>
       </w:r>
       <w:proofErr w:type="spellEnd"/>
-      <w:proofErr w:type="gramEnd"/>
       <w:r>
         <w:rPr>
           <w:rFonts w:eastAsia="Times New Roman" w:cstheme="minorHAnsi"/>
@@ -8268,7 +8103,6 @@
         <w:t xml:space="preserve">        </w:t>
       </w:r>
       <w:proofErr w:type="spellStart"/>
-      <w:proofErr w:type="gramStart"/>
       <w:r>
         <w:rPr>
           <w:rFonts w:eastAsia="Times New Roman" w:cstheme="minorHAnsi"/>
@@ -8300,7 +8134,6 @@
         <w:t>umur</w:t>
       </w:r>
       <w:proofErr w:type="spellEnd"/>
-      <w:proofErr w:type="gramEnd"/>
       <w:r>
         <w:rPr>
           <w:rFonts w:eastAsia="Times New Roman" w:cstheme="minorHAnsi"/>
@@ -8676,7 +8509,6 @@
         <w:t xml:space="preserve"> </w:t>
       </w:r>
       <w:proofErr w:type="spellStart"/>
-      <w:proofErr w:type="gramStart"/>
       <w:r>
         <w:rPr>
           <w:rFonts w:eastAsia="Times New Roman" w:cstheme="minorHAnsi"/>
@@ -8698,7 +8530,6 @@
         </w:rPr>
         <w:t>(</w:t>
       </w:r>
-      <w:proofErr w:type="gramEnd"/>
       <w:r>
         <w:rPr>
           <w:rFonts w:eastAsia="Times New Roman" w:cstheme="minorHAnsi"/>
@@ -8884,7 +8715,6 @@
         <w:t xml:space="preserve">      </w:t>
       </w:r>
       <w:proofErr w:type="spellStart"/>
-      <w:proofErr w:type="gramStart"/>
       <w:r>
         <w:rPr>
           <w:rFonts w:eastAsia="Times New Roman" w:cstheme="minorHAnsi"/>
@@ -8904,18 +8734,7 @@
           <w:szCs w:val="24"/>
           <w:lang w:eastAsia="en-ID"/>
         </w:rPr>
-        <w:t>(</w:t>
-      </w:r>
-      <w:proofErr w:type="gramEnd"/>
-      <w:r>
-        <w:rPr>
-          <w:rFonts w:eastAsia="Times New Roman" w:cstheme="minorHAnsi"/>
-          <w:color w:val="BBBEBF"/>
-          <w:sz w:val="24"/>
-          <w:szCs w:val="24"/>
-          <w:lang w:eastAsia="en-ID"/>
-        </w:rPr>
-        <w:t>() {</w:t>
+        <w:t>(() {</w:t>
       </w:r>
     </w:p>
     <w:p>
@@ -9229,18 +9048,7 @@
           <w:szCs w:val="24"/>
           <w:lang w:eastAsia="en-ID"/>
         </w:rPr>
-        <w:t>_</w:t>
-      </w:r>
-      <w:proofErr w:type="gramStart"/>
-      <w:r>
-        <w:rPr>
-          <w:rFonts w:eastAsia="Times New Roman" w:cstheme="minorHAnsi"/>
-          <w:color w:val="D2A8FF"/>
-          <w:sz w:val="24"/>
-          <w:szCs w:val="24"/>
-          <w:lang w:eastAsia="en-ID"/>
-        </w:rPr>
-        <w:t>delete</w:t>
+        <w:t>_delete</w:t>
       </w:r>
       <w:r>
         <w:rPr>
@@ -9252,7 +9060,6 @@
         </w:rPr>
         <w:t>(</w:t>
       </w:r>
-      <w:proofErr w:type="gramEnd"/>
       <w:r>
         <w:rPr>
           <w:rFonts w:eastAsia="Times New Roman" w:cstheme="minorHAnsi"/>
@@ -9318,7 +9125,6 @@
         <w:t xml:space="preserve">    </w:t>
       </w:r>
       <w:proofErr w:type="spellStart"/>
-      <w:proofErr w:type="gramStart"/>
       <w:r>
         <w:rPr>
           <w:rFonts w:eastAsia="Times New Roman" w:cstheme="minorHAnsi"/>
@@ -9340,7 +9146,6 @@
         </w:rPr>
         <w:t>(</w:t>
       </w:r>
-      <w:proofErr w:type="gramEnd"/>
     </w:p>
     <w:p>
       <w:pPr>
@@ -9510,7 +9315,6 @@
         <w:t xml:space="preserve"> </w:t>
       </w:r>
       <w:proofErr w:type="spellStart"/>
-      <w:proofErr w:type="gramStart"/>
       <w:r>
         <w:rPr>
           <w:rFonts w:eastAsia="Times New Roman" w:cstheme="minorHAnsi"/>
@@ -9532,7 +9336,6 @@
         </w:rPr>
         <w:t>(</w:t>
       </w:r>
-      <w:proofErr w:type="gramEnd"/>
     </w:p>
     <w:p>
       <w:pPr>
@@ -9587,7 +9390,6 @@
         </w:rPr>
         <w:t xml:space="preserve"> </w:t>
       </w:r>
-      <w:proofErr w:type="gramStart"/>
       <w:r>
         <w:rPr>
           <w:rFonts w:eastAsia="Times New Roman" w:cstheme="minorHAnsi"/>
@@ -9608,7 +9410,6 @@
         </w:rPr>
         <w:t>(</w:t>
       </w:r>
-      <w:proofErr w:type="gramEnd"/>
       <w:r>
         <w:rPr>
           <w:rFonts w:eastAsia="Times New Roman" w:cstheme="minorHAnsi"/>
@@ -9727,7 +9528,6 @@
         </w:rPr>
         <w:t xml:space="preserve"> </w:t>
       </w:r>
-      <w:proofErr w:type="gramStart"/>
       <w:r>
         <w:rPr>
           <w:rFonts w:eastAsia="Times New Roman" w:cstheme="minorHAnsi"/>
@@ -9748,7 +9548,6 @@
         </w:rPr>
         <w:t>(</w:t>
       </w:r>
-      <w:proofErr w:type="gramEnd"/>
       <w:r>
         <w:rPr>
           <w:rFonts w:eastAsia="Times New Roman" w:cstheme="minorHAnsi"/>
@@ -9980,7 +9779,6 @@
         <w:t xml:space="preserve">          </w:t>
       </w:r>
       <w:proofErr w:type="spellStart"/>
-      <w:proofErr w:type="gramStart"/>
       <w:r>
         <w:rPr>
           <w:rFonts w:eastAsia="Times New Roman" w:cstheme="minorHAnsi"/>
@@ -10002,7 +9800,6 @@
         </w:rPr>
         <w:t>(</w:t>
       </w:r>
-      <w:proofErr w:type="gramEnd"/>
     </w:p>
     <w:p>
       <w:pPr>
@@ -10334,7 +10131,6 @@
         <w:t xml:space="preserve">          </w:t>
       </w:r>
       <w:proofErr w:type="spellStart"/>
-      <w:proofErr w:type="gramStart"/>
       <w:r>
         <w:rPr>
           <w:rFonts w:eastAsia="Times New Roman" w:cstheme="minorHAnsi"/>
@@ -10356,7 +10152,6 @@
         </w:rPr>
         <w:t>(</w:t>
       </w:r>
-      <w:proofErr w:type="gramEnd"/>
     </w:p>
     <w:p>
       <w:pPr>
@@ -10438,7 +10233,6 @@
         <w:t xml:space="preserve">              </w:t>
       </w:r>
       <w:proofErr w:type="spellStart"/>
-      <w:proofErr w:type="gramStart"/>
       <w:r>
         <w:rPr>
           <w:rFonts w:eastAsia="Times New Roman" w:cstheme="minorHAnsi"/>
@@ -10458,18 +10252,7 @@
           <w:szCs w:val="24"/>
           <w:lang w:eastAsia="en-ID"/>
         </w:rPr>
-        <w:t>(</w:t>
-      </w:r>
-      <w:proofErr w:type="gramEnd"/>
-      <w:r>
-        <w:rPr>
-          <w:rFonts w:eastAsia="Times New Roman" w:cstheme="minorHAnsi"/>
-          <w:color w:val="BBBEBF"/>
-          <w:sz w:val="24"/>
-          <w:szCs w:val="24"/>
-          <w:lang w:eastAsia="en-ID"/>
-        </w:rPr>
-        <w:t xml:space="preserve">() </w:t>
+        <w:t xml:space="preserve">(() </w:t>
       </w:r>
       <w:r>
         <w:rPr>
@@ -11047,7 +10830,6 @@
         </w:rPr>
         <w:t>@</w:t>
       </w:r>
-      <w:proofErr w:type="gramStart"/>
       <w:r>
         <w:rPr>
           <w:rFonts w:eastAsia="Times New Roman" w:cstheme="minorHAnsi"/>
@@ -11058,7 +10840,6 @@
         </w:rPr>
         <w:t>override</w:t>
       </w:r>
-      <w:proofErr w:type="gramEnd"/>
     </w:p>
     <w:p>
       <w:pPr>
@@ -11103,7 +10884,6 @@
         </w:rPr>
         <w:t xml:space="preserve"> </w:t>
       </w:r>
-      <w:proofErr w:type="gramStart"/>
       <w:r>
         <w:rPr>
           <w:rFonts w:eastAsia="Times New Roman" w:cstheme="minorHAnsi"/>
@@ -11125,7 +10905,6 @@
         <w:t>(</w:t>
       </w:r>
       <w:proofErr w:type="spellStart"/>
-      <w:proofErr w:type="gramEnd"/>
       <w:r>
         <w:rPr>
           <w:rFonts w:eastAsia="Times New Roman" w:cstheme="minorHAnsi"/>
@@ -11211,7 +10990,6 @@
         </w:rPr>
         <w:t xml:space="preserve"> </w:t>
       </w:r>
-      <w:proofErr w:type="gramStart"/>
       <w:r>
         <w:rPr>
           <w:rFonts w:eastAsia="Times New Roman" w:cstheme="minorHAnsi"/>
@@ -11232,7 +11010,6 @@
         </w:rPr>
         <w:t>(</w:t>
       </w:r>
-      <w:proofErr w:type="gramEnd"/>
     </w:p>
     <w:p>
       <w:pPr>
@@ -11291,7 +11068,6 @@
         <w:t xml:space="preserve"> </w:t>
       </w:r>
       <w:proofErr w:type="spellStart"/>
-      <w:proofErr w:type="gramStart"/>
       <w:r>
         <w:rPr>
           <w:rFonts w:eastAsia="Times New Roman" w:cstheme="minorHAnsi"/>
@@ -11313,7 +11089,6 @@
         </w:rPr>
         <w:t>(</w:t>
       </w:r>
-      <w:proofErr w:type="gramEnd"/>
       <w:r>
         <w:rPr>
           <w:rFonts w:eastAsia="Times New Roman" w:cstheme="minorHAnsi"/>
@@ -11699,7 +11474,6 @@
         <w:t xml:space="preserve"> </w:t>
       </w:r>
       <w:proofErr w:type="spellStart"/>
-      <w:proofErr w:type="gramStart"/>
       <w:r>
         <w:rPr>
           <w:rFonts w:eastAsia="Times New Roman" w:cstheme="minorHAnsi"/>
@@ -11721,7 +11495,6 @@
         </w:rPr>
         <w:t>(</w:t>
       </w:r>
-      <w:proofErr w:type="gramEnd"/>
     </w:p>
     <w:p>
       <w:pPr>
@@ -11830,7 +11603,6 @@
         <w:t>i</w:t>
       </w:r>
       <w:proofErr w:type="spellEnd"/>
-      <w:proofErr w:type="gramStart"/>
       <w:r>
         <w:rPr>
           <w:rFonts w:eastAsia="Times New Roman" w:cstheme="minorHAnsi"/>
@@ -11853,7 +11625,6 @@
         <w:t>nama</w:t>
       </w:r>
       <w:proofErr w:type="spellEnd"/>
-      <w:proofErr w:type="gramEnd"/>
       <w:r>
         <w:rPr>
           <w:rFonts w:eastAsia="Times New Roman" w:cstheme="minorHAnsi"/>
@@ -11918,7 +11689,6 @@
         </w:rPr>
         <w:t xml:space="preserve"> </w:t>
       </w:r>
-      <w:proofErr w:type="gramStart"/>
       <w:r>
         <w:rPr>
           <w:rFonts w:eastAsia="Times New Roman" w:cstheme="minorHAnsi"/>
@@ -11939,7 +11709,6 @@
         </w:rPr>
         <w:t>(</w:t>
       </w:r>
-      <w:proofErr w:type="gramEnd"/>
       <w:r>
         <w:rPr>
           <w:rFonts w:eastAsia="Times New Roman" w:cstheme="minorHAnsi"/>
@@ -12144,7 +11913,6 @@
         </w:rPr>
         <w:t xml:space="preserve"> </w:t>
       </w:r>
-      <w:proofErr w:type="gramStart"/>
       <w:r>
         <w:rPr>
           <w:rFonts w:eastAsia="Times New Roman" w:cstheme="minorHAnsi"/>
@@ -12165,7 +11933,6 @@
         </w:rPr>
         <w:t>(</w:t>
       </w:r>
-      <w:proofErr w:type="gramEnd"/>
     </w:p>
     <w:p>
       <w:pPr>
@@ -12343,7 +12110,6 @@
         <w:t xml:space="preserve">              </w:t>
       </w:r>
       <w:proofErr w:type="spellStart"/>
-      <w:proofErr w:type="gramStart"/>
       <w:r>
         <w:rPr>
           <w:rFonts w:eastAsia="Times New Roman" w:cstheme="minorHAnsi"/>
@@ -12365,7 +12131,6 @@
         </w:rPr>
         <w:t>(</w:t>
       </w:r>
-      <w:proofErr w:type="gramEnd"/>
     </w:p>
     <w:p>
       <w:pPr>
@@ -12580,7 +12345,6 @@
         </w:rPr>
         <w:t xml:space="preserve"> </w:t>
       </w:r>
-      <w:proofErr w:type="gramStart"/>
       <w:r>
         <w:rPr>
           <w:rFonts w:eastAsia="Times New Roman" w:cstheme="minorHAnsi"/>
@@ -12602,7 +12366,6 @@
         <w:t>(</w:t>
       </w:r>
       <w:proofErr w:type="spellStart"/>
-      <w:proofErr w:type="gramEnd"/>
       <w:r>
         <w:rPr>
           <w:rFonts w:eastAsia="Times New Roman" w:cstheme="minorHAnsi"/>
@@ -12693,7 +12456,6 @@
         <w:t xml:space="preserve">              </w:t>
       </w:r>
       <w:proofErr w:type="spellStart"/>
-      <w:proofErr w:type="gramStart"/>
       <w:r>
         <w:rPr>
           <w:rFonts w:eastAsia="Times New Roman" w:cstheme="minorHAnsi"/>
@@ -12715,7 +12477,6 @@
         </w:rPr>
         <w:t>(</w:t>
       </w:r>
-      <w:proofErr w:type="gramEnd"/>
     </w:p>
     <w:p>
       <w:pPr>
@@ -12940,7 +12701,6 @@
         </w:rPr>
         <w:t xml:space="preserve"> </w:t>
       </w:r>
-      <w:proofErr w:type="gramStart"/>
       <w:r>
         <w:rPr>
           <w:rFonts w:eastAsia="Times New Roman" w:cstheme="minorHAnsi"/>
@@ -12962,7 +12722,6 @@
         <w:t>(</w:t>
       </w:r>
       <w:proofErr w:type="spellStart"/>
-      <w:proofErr w:type="gramEnd"/>
       <w:r>
         <w:rPr>
           <w:rFonts w:eastAsia="Times New Roman" w:cstheme="minorHAnsi"/>
@@ -13181,7 +12940,6 @@
         <w:t xml:space="preserve"> </w:t>
       </w:r>
       <w:proofErr w:type="spellStart"/>
-      <w:proofErr w:type="gramStart"/>
       <w:r>
         <w:rPr>
           <w:rFonts w:eastAsia="Times New Roman" w:cstheme="minorHAnsi"/>
@@ -13203,7 +12961,6 @@
         </w:rPr>
         <w:t>(</w:t>
       </w:r>
-      <w:proofErr w:type="gramEnd"/>
     </w:p>
     <w:p>
       <w:pPr>
@@ -13374,7 +13131,6 @@
         </w:rPr>
         <w:t xml:space="preserve"> </w:t>
       </w:r>
-      <w:proofErr w:type="gramStart"/>
       <w:r>
         <w:rPr>
           <w:rFonts w:eastAsia="Times New Roman" w:cstheme="minorHAnsi"/>
@@ -13396,7 +13152,6 @@
         <w:t>(</w:t>
       </w:r>
       <w:proofErr w:type="spellStart"/>
-      <w:proofErr w:type="gramEnd"/>
       <w:r>
         <w:rPr>
           <w:rFonts w:eastAsia="Times New Roman" w:cstheme="minorHAnsi"/>
@@ -14310,7 +14065,7 @@
                     <pic:cNvPicPr/>
                   </pic:nvPicPr>
                   <pic:blipFill>
-                    <a:blip r:embed="rId6" cstate="print">
+                    <a:blip r:embed="rId7" cstate="print">
                       <a:extLst>
                         <a:ext uri="{28A0092B-C50C-407E-A947-70E740481C1C}">
                           <a14:useLocalDpi xmlns:a14="http://schemas.microsoft.com/office/drawing/2010/main" val="0"/>
@@ -15219,7 +14974,7 @@
                     <pic:cNvPicPr/>
                   </pic:nvPicPr>
                   <pic:blipFill>
-                    <a:blip r:embed="rId7" cstate="print">
+                    <a:blip r:embed="rId8" cstate="print">
                       <a:extLst>
                         <a:ext uri="{28A0092B-C50C-407E-A947-70E740481C1C}">
                           <a14:useLocalDpi xmlns:a14="http://schemas.microsoft.com/office/drawing/2010/main" val="0"/>
@@ -15283,7 +15038,7 @@
                     <pic:cNvPicPr/>
                   </pic:nvPicPr>
                   <pic:blipFill>
-                    <a:blip r:embed="rId8" cstate="print">
+                    <a:blip r:embed="rId9" cstate="print">
                       <a:extLst>
                         <a:ext uri="{28A0092B-C50C-407E-A947-70E740481C1C}">
                           <a14:useLocalDpi xmlns:a14="http://schemas.microsoft.com/office/drawing/2010/main" val="0"/>
@@ -15347,7 +15102,7 @@
                     <pic:cNvPicPr/>
                   </pic:nvPicPr>
                   <pic:blipFill>
-                    <a:blip r:embed="rId9" cstate="print">
+                    <a:blip r:embed="rId10" cstate="print">
                       <a:extLst>
                         <a:ext uri="{28A0092B-C50C-407E-A947-70E740481C1C}">
                           <a14:useLocalDpi xmlns:a14="http://schemas.microsoft.com/office/drawing/2010/main" val="0"/>
@@ -15433,7 +15188,7 @@
                     <pic:cNvPicPr/>
                   </pic:nvPicPr>
                   <pic:blipFill>
-                    <a:blip r:embed="rId10" cstate="print">
+                    <a:blip r:embed="rId11" cstate="print">
                       <a:extLst>
                         <a:ext uri="{28A0092B-C50C-407E-A947-70E740481C1C}">
                           <a14:useLocalDpi xmlns:a14="http://schemas.microsoft.com/office/drawing/2010/main" val="0"/>
@@ -15497,7 +15252,7 @@
                     <pic:cNvPicPr/>
                   </pic:nvPicPr>
                   <pic:blipFill>
-                    <a:blip r:embed="rId11" cstate="print">
+                    <a:blip r:embed="rId12" cstate="print">
                       <a:extLst>
                         <a:ext uri="{28A0092B-C50C-407E-A947-70E740481C1C}">
                           <a14:useLocalDpi xmlns:a14="http://schemas.microsoft.com/office/drawing/2010/main" val="0"/>
@@ -16200,7 +15955,7 @@
                     <pic:cNvPicPr/>
                   </pic:nvPicPr>
                   <pic:blipFill>
-                    <a:blip r:embed="rId12" cstate="print">
+                    <a:blip r:embed="rId13" cstate="print">
                       <a:extLst>
                         <a:ext uri="{28A0092B-C50C-407E-A947-70E740481C1C}">
                           <a14:useLocalDpi xmlns:a14="http://schemas.microsoft.com/office/drawing/2010/main" val="0"/>
@@ -17546,7 +17301,6 @@
         <w:t xml:space="preserve"> </w:t>
       </w:r>
       <w:proofErr w:type="spellStart"/>
-      <w:proofErr w:type="gramStart"/>
       <w:r>
         <w:rPr>
           <w:rFonts w:eastAsia="Times New Roman" w:cstheme="minorHAnsi"/>
@@ -17557,7 +17311,6 @@
         <w:t>user.nama</w:t>
       </w:r>
       <w:proofErr w:type="spellEnd"/>
-      <w:proofErr w:type="gramEnd"/>
       <w:r>
         <w:rPr>
           <w:rFonts w:eastAsia="Times New Roman" w:cstheme="minorHAnsi"/>
@@ -17836,7 +17589,6 @@
         <w:t xml:space="preserve"> dan </w:t>
       </w:r>
       <w:proofErr w:type="spellStart"/>
-      <w:proofErr w:type="gramStart"/>
       <w:r>
         <w:rPr>
           <w:rStyle w:val="KodeHTML"/>
@@ -17858,19 +17610,7 @@
           <w:sz w:val="24"/>
           <w:szCs w:val="24"/>
         </w:rPr>
-        <w:t>(</w:t>
-      </w:r>
-      <w:proofErr w:type="gramEnd"/>
-      <w:r>
-        <w:rPr>
-          <w:rStyle w:val="KodeHTML"/>
-          <w:rFonts w:asciiTheme="minorHAnsi" w:eastAsiaTheme="minorHAnsi" w:hAnsiTheme="minorHAnsi" w:cstheme="minorHAnsi"/>
-          <w:b/>
-          <w:bCs/>
-          <w:sz w:val="24"/>
-          <w:szCs w:val="24"/>
-        </w:rPr>
-        <w:t>)</w:t>
+        <w:t>()</w:t>
       </w:r>
     </w:p>
     <w:p>
@@ -18517,7 +18257,6 @@
         <w:t xml:space="preserve"> </w:t>
       </w:r>
       <w:proofErr w:type="spellStart"/>
-      <w:proofErr w:type="gramStart"/>
       <w:r>
         <w:rPr>
           <w:rStyle w:val="KodeHTML"/>
@@ -18535,17 +18274,7 @@
           <w:sz w:val="24"/>
           <w:szCs w:val="24"/>
         </w:rPr>
-        <w:t>(</w:t>
-      </w:r>
-      <w:proofErr w:type="gramEnd"/>
-      <w:r>
-        <w:rPr>
-          <w:rStyle w:val="KodeHTML"/>
-          <w:rFonts w:asciiTheme="minorHAnsi" w:eastAsiaTheme="minorHAnsi" w:hAnsiTheme="minorHAnsi" w:cstheme="minorHAnsi"/>
-          <w:sz w:val="24"/>
-          <w:szCs w:val="24"/>
-        </w:rPr>
-        <w:t>() {})</w:t>
+        <w:t>(() {})</w:t>
       </w:r>
       <w:r>
         <w:rPr>
@@ -19800,7 +19529,6 @@
         </w:rPr>
         <w:t xml:space="preserve"> </w:t>
       </w:r>
-      <w:proofErr w:type="gramStart"/>
       <w:r>
         <w:rPr>
           <w:rStyle w:val="KodeHTML"/>
@@ -19808,17 +19536,7 @@
           <w:sz w:val="24"/>
           <w:szCs w:val="24"/>
         </w:rPr>
-        <w:t>dispose(</w:t>
-      </w:r>
-      <w:proofErr w:type="gramEnd"/>
-      <w:r>
-        <w:rPr>
-          <w:rStyle w:val="KodeHTML"/>
-          <w:rFonts w:asciiTheme="minorHAnsi" w:eastAsiaTheme="minorHAnsi" w:hAnsiTheme="minorHAnsi" w:cstheme="minorHAnsi"/>
-          <w:sz w:val="24"/>
-          <w:szCs w:val="24"/>
-        </w:rPr>
-        <w:t>)</w:t>
+        <w:t>dispose()</w:t>
       </w:r>
       <w:r>
         <w:rPr>
@@ -23887,6 +23605,41 @@
       <w:lang w:eastAsia="en-ID"/>
     </w:rPr>
   </w:style>
+  <w:style w:type="character" w:styleId="Hyperlink">
+    <w:name w:val="Hyperlink"/>
+    <w:basedOn w:val="FontParagrafDefault"/>
+    <w:uiPriority w:val="99"/>
+    <w:unhideWhenUsed/>
+    <w:rsid w:val="006B045F"/>
+    <w:rPr>
+      <w:color w:val="0563C1" w:themeColor="hyperlink"/>
+      <w:u w:val="single"/>
+    </w:rPr>
+  </w:style>
+  <w:style w:type="character" w:styleId="SebutanYangBelumTerselesaikan">
+    <w:name w:val="Unresolved Mention"/>
+    <w:basedOn w:val="FontParagrafDefault"/>
+    <w:uiPriority w:val="99"/>
+    <w:semiHidden/>
+    <w:unhideWhenUsed/>
+    <w:rsid w:val="006B045F"/>
+    <w:rPr>
+      <w:color w:val="605E5C"/>
+      <w:shd w:val="clear" w:color="auto" w:fill="E1DFDD"/>
+    </w:rPr>
+  </w:style>
+  <w:style w:type="character" w:styleId="HiperlinkyangDiikuti">
+    <w:name w:val="FollowedHyperlink"/>
+    <w:basedOn w:val="FontParagrafDefault"/>
+    <w:uiPriority w:val="99"/>
+    <w:semiHidden/>
+    <w:unhideWhenUsed/>
+    <w:rsid w:val="006B045F"/>
+    <w:rPr>
+      <w:color w:val="954F72" w:themeColor="followedHyperlink"/>
+      <w:u w:val="single"/>
+    </w:rPr>
+  </w:style>
 </w:styles>
 </file>
 
